--- a/Coding 2 - year/Unit 5 - Sorting Searching & Recursion/Daily Lesson Plans/Word/Day 24.docx
+++ b/Coding 2 - year/Unit 5 - Sorting Searching & Recursion/Daily Lesson Plans/Word/Day 24.docx
@@ -380,7 +380,7 @@
                 <w:sz w:val="20"/>
                 <w:szCs w:val="20"/>
               </w:rPr>
-              <w:t xml:space="preserve">    What do you already know about how to implement all sorting algorithms correctly and create a comprehensive test suite?</w:t>
+              <w:t xml:space="preserve">    Why might a programmer need to implement all sorting algorithms correctly and create a comprehensive test suite? What problem does it solve?</w:t>
             </w:r>
             <w:r>
               <w:rPr>
@@ -477,7 +477,7 @@
                 <w:sz w:val="20"/>
                 <w:szCs w:val="20"/>
               </w:rPr>
-              <w:t xml:space="preserve">Today's Goal: By the end of class you will be able to implement all sorting algorithms correctly and create a comprehensive test suite.</w:t>
+              <w:t xml:space="preserve">Today’s Goal: By the end of class you will be able to implement all sorting algorithms correctly and create a comprehensive test suite.</w:t>
             </w:r>
             <w:r>
               <w:rPr>
@@ -1261,7 +1261,7 @@
                 <w:sz w:val="20"/>
                 <w:szCs w:val="20"/>
               </w:rPr>
-              <w:t xml:space="preserve">Quick Check: Implement all sorting algorithms correctly and create a comprehensive test suite?</w:t>
+              <w:t xml:space="preserve">Describe the steps you'd follow to implement all sorting algorithms correctly and create a comprehensive test suite. What would you check to confirm it worked?</w:t>
             </w:r>
             <w:r>
               <w:rPr>

--- a/Coding 2 - year/Unit 5 - Sorting Searching & Recursion/Daily Lesson Plans/Word/Day 24.docx
+++ b/Coding 2 - year/Unit 5 - Sorting Searching & Recursion/Daily Lesson Plans/Word/Day 24.docx
@@ -1125,6 +1125,19 @@
             <w:r>
               <w:rPr>
                 <w:rFonts w:ascii="Arial" w:cs="Arial" w:eastAsia="Arial" w:hAnsi="Arial"/>
+                <w:b/>
+                <w:bCs/>
+                <w:i w:val="false"/>
+                <w:iCs w:val="false"/>
+                <w:color w:val="000000"/>
+                <w:sz w:val="20"/>
+                <w:szCs w:val="20"/>
+              </w:rPr>
+              <w:t xml:space="preserve">    Beginner: </w:t>
+            </w:r>
+            <w:r>
+              <w:rPr>
+                <w:rFonts w:ascii="Arial" w:cs="Arial" w:eastAsia="Arial" w:hAnsi="Arial"/>
                 <w:b w:val="false"/>
                 <w:bCs w:val="false"/>
                 <w:i w:val="false"/>
@@ -1133,7 +1146,77 @@
                 <w:sz w:val="20"/>
                 <w:szCs w:val="20"/>
               </w:rPr>
-              <w:t xml:space="preserve">    Work through problems from the day's exercise set.</w:t>
+              <w:t xml:space="preserve">Implement all 6 sorting algorithms and test on the basic test cases provided.</w:t>
+            </w:r>
+            <w:r>
+              <w:rPr>
+                <w:rFonts w:ascii="Arial" w:cs="Arial" w:eastAsia="Arial" w:hAnsi="Arial"/>
+                <w:sz w:val="20"/>
+                <w:szCs w:val="20"/>
+              </w:rPr>
+              <w:br/>
+              <w:t xml:space="preserve"/>
+            </w:r>
+            <w:r>
+              <w:rPr>
+                <w:rFonts w:ascii="Arial" w:cs="Arial" w:eastAsia="Arial" w:hAnsi="Arial"/>
+                <w:b/>
+                <w:bCs/>
+                <w:i w:val="false"/>
+                <w:iCs w:val="false"/>
+                <w:color w:val="000000"/>
+                <w:sz w:val="20"/>
+                <w:szCs w:val="20"/>
+              </w:rPr>
+              <w:t xml:space="preserve">    Intermediate: </w:t>
+            </w:r>
+            <w:r>
+              <w:rPr>
+                <w:rFonts w:ascii="Arial" w:cs="Arial" w:eastAsia="Arial" w:hAnsi="Arial"/>
+                <w:b w:val="false"/>
+                <w:bCs w:val="false"/>
+                <w:i w:val="false"/>
+                <w:iCs w:val="false"/>
+                <w:color w:val="000000"/>
+                <w:sz w:val="20"/>
+                <w:szCs w:val="20"/>
+              </w:rPr>
+              <w:t xml:space="preserve">Add 5 new test cases to the test suite and verify all algorithms pass.</w:t>
+            </w:r>
+            <w:r>
+              <w:rPr>
+                <w:rFonts w:ascii="Arial" w:cs="Arial" w:eastAsia="Arial" w:hAnsi="Arial"/>
+                <w:sz w:val="20"/>
+                <w:szCs w:val="20"/>
+              </w:rPr>
+              <w:br/>
+              <w:t xml:space="preserve"/>
+            </w:r>
+            <w:r>
+              <w:rPr>
+                <w:rFonts w:ascii="Arial" w:cs="Arial" w:eastAsia="Arial" w:hAnsi="Arial"/>
+                <w:b/>
+                <w:bCs/>
+                <w:i w:val="false"/>
+                <w:iCs w:val="false"/>
+                <w:color w:val="000000"/>
+                <w:sz w:val="20"/>
+                <w:szCs w:val="20"/>
+              </w:rPr>
+              <w:t xml:space="preserve">    Challenge: </w:t>
+            </w:r>
+            <w:r>
+              <w:rPr>
+                <w:rFonts w:ascii="Arial" w:cs="Arial" w:eastAsia="Arial" w:hAnsi="Arial"/>
+                <w:b w:val="false"/>
+                <w:bCs w:val="false"/>
+                <w:i w:val="false"/>
+                <w:iCs w:val="false"/>
+                <w:color w:val="000000"/>
+                <w:sz w:val="20"/>
+                <w:szCs w:val="20"/>
+              </w:rPr>
+              <w:t xml:space="preserve">Modify the test suite to check for stability (do equal elements maintain relative order?).</w:t>
             </w:r>
             <w:r>
               <w:rPr>
@@ -4991,6 +5074,94 @@
       <w:pPr>
         <w:spacing w:after="160"/>
       </w:pPr>
+    </w:p>
+    <w:p>
+      <w:pPr>
+        <w:pBdr>
+          <w:bottom w:val="single" w:color="1B7A4A" w:sz="4" w:space="4"/>
+        </w:pBdr>
+        <w:spacing w:after="100" w:before="120"/>
+      </w:pPr>
+      <w:r>
+        <w:rPr>
+          <w:rFonts w:ascii="Arial" w:cs="Arial" w:eastAsia="Arial" w:hAnsi="Arial"/>
+          <w:b/>
+          <w:bCs/>
+          <w:color w:val="1B7A4A"/>
+          <w:sz w:val="24"/>
+          <w:szCs w:val="24"/>
+        </w:rPr>
+        <w:t xml:space="preserve">Practice Problems</w:t>
+      </w:r>
+    </w:p>
+    <w:p>
+      <w:pPr>
+        <w:spacing w:after="80"/>
+      </w:pPr>
+      <w:r>
+        <w:rPr>
+          <w:rFonts w:ascii="Arial" w:cs="Arial" w:eastAsia="Arial" w:hAnsi="Arial"/>
+          <w:b/>
+          <w:bCs/>
+          <w:sz w:val="20"/>
+          <w:szCs w:val="20"/>
+        </w:rPr>
+        <w:t xml:space="preserve">Problem 1: </w:t>
+      </w:r>
+      <w:r>
+        <w:rPr>
+          <w:rFonts w:ascii="Arial" w:cs="Arial" w:eastAsia="Arial" w:hAnsi="Arial"/>
+          <w:sz w:val="20"/>
+          <w:szCs w:val="20"/>
+        </w:rPr>
+        <w:t xml:space="preserve">Beginner:  Implement all 6 sorting algorithms and test on the basic test cases provided.</w:t>
+      </w:r>
+    </w:p>
+    <w:p>
+      <w:pPr>
+        <w:spacing w:after="80"/>
+      </w:pPr>
+      <w:r>
+        <w:rPr>
+          <w:rFonts w:ascii="Arial" w:cs="Arial" w:eastAsia="Arial" w:hAnsi="Arial"/>
+          <w:b/>
+          <w:bCs/>
+          <w:sz w:val="20"/>
+          <w:szCs w:val="20"/>
+        </w:rPr>
+        <w:t xml:space="preserve">Problem 2: </w:t>
+      </w:r>
+      <w:r>
+        <w:rPr>
+          <w:rFonts w:ascii="Arial" w:cs="Arial" w:eastAsia="Arial" w:hAnsi="Arial"/>
+          <w:sz w:val="20"/>
+          <w:szCs w:val="20"/>
+        </w:rPr>
+        <w:t xml:space="preserve">Intermediate:  Add 5 new test cases to the test suite and verify all algorithms pass.</w:t>
+      </w:r>
+    </w:p>
+    <w:p>
+      <w:pPr>
+        <w:spacing w:after="80"/>
+      </w:pPr>
+      <w:r>
+        <w:rPr>
+          <w:rFonts w:ascii="Arial" w:cs="Arial" w:eastAsia="Arial" w:hAnsi="Arial"/>
+          <w:b/>
+          <w:bCs/>
+          <w:sz w:val="20"/>
+          <w:szCs w:val="20"/>
+        </w:rPr>
+        <w:t xml:space="preserve">Problem 3: </w:t>
+      </w:r>
+      <w:r>
+        <w:rPr>
+          <w:rFonts w:ascii="Arial" w:cs="Arial" w:eastAsia="Arial" w:hAnsi="Arial"/>
+          <w:sz w:val="20"/>
+          <w:szCs w:val="20"/>
+        </w:rPr>
+        <w:t xml:space="preserve">Challenge:  Modify the test suite to check for stability (do equal elements maintain relative order?).</w:t>
+      </w:r>
     </w:p>
     <w:p>
       <w:pPr>
